--- a/src/content/bios-diffs/Pastizzi-D 2024 (track-changes).docx
+++ b/src/content/bios-diffs/Pastizzi-D 2024 (track-changes).docx
@@ -14,7 +14,7 @@
           <w:szCs w:val="24"/>
         </w:rPr>
       </w:pPr>
-      <w:del w:id="1000" w:author="IO BIO parser" w:date="2026-05-18T08:57:46Z">
+      <w:del w:id="1000" w:author="IO BIO parser" w:date="2026-05-18T09:16:08Z">
         <w:r>
           <w:rPr>
             <w:rFonts w:ascii="Times New Roman" w:hAnsi="Times New Roman" w:cs="Times New Roman"/>
@@ -26,7 +26,7 @@
           <w:delText xml:space="preserve">PASTIZZI</w:delText>
         </w:r>
       </w:del>
-      <w:del w:id="1000" w:author="IO BIO parser" w:date="2026-05-18T08:57:46Z">
+      <w:del w:id="1000" w:author="IO BIO parser" w:date="2026-05-18T09:16:08Z">
         <w:r>
           <w:rPr>
             <w:rFonts w:ascii="Times New Roman" w:hAnsi="Times New Roman" w:cs="Times New Roman"/>
@@ -39,7 +39,7 @@
         </w:r>
       </w:del>
       <w:proofErr w:type="spellStart"/>
-      <w:del w:id="1000" w:author="IO BIO parser" w:date="2026-05-18T08:57:46Z">
+      <w:del w:id="1000" w:author="IO BIO parser" w:date="2026-05-18T09:16:08Z">
         <w:r>
           <w:rPr>
             <w:rFonts w:ascii="Times New Roman" w:hAnsi="Times New Roman" w:cs="Times New Roman"/>
@@ -51,7 +51,7 @@
           <w:delText xml:space="preserve">Pastizzi-</w:delText>
         </w:r>
       </w:del>
-      <w:del w:id="1000" w:author="IO BIO parser" w:date="2026-05-18T08:57:46Z">
+      <w:del w:id="1000" w:author="IO BIO parser" w:date="2026-05-18T09:16:08Z">
         <w:r>
           <w:rPr>
             <w:rFonts w:ascii="Times New Roman" w:hAnsi="Times New Roman" w:cs="Times New Roman"/>
@@ -63,7 +63,7 @@
           <w:delText xml:space="preserve">Feren</w:delText>
         </w:r>
       </w:del>
-      <w:del w:id="1000" w:author="IO BIO parser" w:date="2026-05-18T08:57:46Z">
+      <w:del w:id="1000" w:author="IO BIO parser" w:date="2026-05-18T09:16:08Z">
         <w:r>
           <w:rPr>
             <w:rFonts w:ascii="Times New Roman" w:hAnsi="Times New Roman" w:cs="Times New Roman"/>
@@ -77,7 +77,7 @@
         </w:r>
       </w:del>
       <w:proofErr w:type="spellEnd"/>
-      <w:del w:id="1000" w:author="IO BIO parser" w:date="2026-05-18T08:57:46Z">
+      <w:del w:id="1000" w:author="IO BIO parser" w:date="2026-05-18T09:16:08Z">
         <w:r>
           <w:rPr>
             <w:rFonts w:ascii="Times New Roman" w:hAnsi="Times New Roman" w:cs="Times New Roman"/>
@@ -90,7 +90,7 @@
           <w:delText xml:space="preserve">)</w:delText>
         </w:r>
       </w:del>
-      <w:del w:id="1000" w:author="IO BIO parser" w:date="2026-05-18T08:57:46Z">
+      <w:del w:id="1000" w:author="IO BIO parser" w:date="2026-05-18T09:16:08Z">
         <w:r>
           <w:rPr>
             <w:rFonts w:ascii="Times New Roman" w:hAnsi="Times New Roman" w:cs="Times New Roman"/>
@@ -102,7 +102,7 @@
           <w:delText xml:space="preserve">, </w:delText>
         </w:r>
       </w:del>
-      <w:del w:id="1000" w:author="IO BIO parser" w:date="2026-05-18T08:57:46Z">
+      <w:del w:id="1000" w:author="IO BIO parser" w:date="2026-05-18T09:16:08Z">
         <w:r>
           <w:rPr>
             <w:rFonts w:ascii="Times New Roman" w:hAnsi="Times New Roman" w:cs="Times New Roman"/>
@@ -114,7 +114,7 @@
           <w:delText xml:space="preserve">economist and </w:delText>
         </w:r>
       </w:del>
-      <w:del w:id="1000" w:author="IO BIO parser" w:date="2026-05-18T08:57:46Z">
+      <w:del w:id="1000" w:author="IO BIO parser" w:date="2026-05-18T09:16:08Z">
         <w:r>
           <w:rPr>
             <w:rFonts w:ascii="Times New Roman" w:hAnsi="Times New Roman" w:cs="Times New Roman"/>
@@ -126,7 +126,7 @@
           <w:delText xml:space="preserve">first </w:delText>
         </w:r>
       </w:del>
-      <w:del w:id="1000" w:author="IO BIO parser" w:date="2026-05-18T08:57:46Z">
+      <w:del w:id="1000" w:author="IO BIO parser" w:date="2026-05-18T09:16:08Z">
         <w:r>
           <w:rPr>
             <w:rFonts w:ascii="Times New Roman" w:hAnsi="Times New Roman" w:cs="Times New Roman"/>
@@ -138,7 +138,7 @@
           <w:delText xml:space="preserve">Director of the United Nations International Research and Training Institute for the Advancement of Women (INSTRAW)</w:delText>
         </w:r>
       </w:del>
-      <w:del w:id="1000" w:author="IO BIO parser" w:date="2026-05-18T08:57:46Z">
+      <w:del w:id="1000" w:author="IO BIO parser" w:date="2026-05-18T09:16:08Z">
         <w:r>
           <w:rPr>
             <w:rFonts w:ascii="Times New Roman" w:hAnsi="Times New Roman" w:cs="Times New Roman"/>
@@ -150,7 +150,7 @@
           <w:delText xml:space="preserve"> </w:delText>
         </w:r>
       </w:del>
-      <w:del w:id="1000" w:author="IO BIO parser" w:date="2026-05-18T08:57:46Z">
+      <w:del w:id="1000" w:author="IO BIO parser" w:date="2026-05-18T09:16:08Z">
         <w:r>
           <w:rPr>
             <w:rFonts w:ascii="Times New Roman" w:hAnsi="Times New Roman" w:cs="Times New Roman"/>
@@ -162,7 +162,7 @@
           <w:delText xml:space="preserve">1981-1990, was born 13 October 1936 in Zagreb, Yugoslavia</w:delText>
         </w:r>
       </w:del>
-      <w:del w:id="1000" w:author="IO BIO parser" w:date="2026-05-18T08:57:46Z">
+      <w:del w:id="1000" w:author="IO BIO parser" w:date="2026-05-18T09:16:08Z">
         <w:r>
           <w:rPr>
             <w:rFonts w:ascii="Times New Roman" w:hAnsi="Times New Roman" w:cs="Times New Roman"/>
@@ -174,7 +174,7 @@
           <w:delText xml:space="preserve"> and passed away 23 December 2003 in Zagreb, Croatia</w:delText>
         </w:r>
       </w:del>
-      <w:del w:id="1000" w:author="IO BIO parser" w:date="2026-05-18T08:57:46Z">
+      <w:del w:id="1000" w:author="IO BIO parser" w:date="2026-05-18T09:16:08Z">
         <w:r>
           <w:rPr>
             <w:rFonts w:ascii="Times New Roman" w:hAnsi="Times New Roman" w:cs="Times New Roman"/>
@@ -186,7 +186,7 @@
           <w:delText xml:space="preserve">.</w:delText>
         </w:r>
       </w:del>
-      <w:del w:id="1000" w:author="IO BIO parser" w:date="2026-05-18T08:57:46Z">
+      <w:del w:id="1000" w:author="IO BIO parser" w:date="2026-05-18T09:16:08Z">
         <w:r>
           <w:rPr>
             <w:rFonts w:ascii="Times New Roman" w:hAnsi="Times New Roman" w:cs="Times New Roman"/>
@@ -199,7 +199,7 @@
         </w:r>
       </w:del>
       <w:proofErr w:type="spellStart"/>
-      <w:del w:id="1000" w:author="IO BIO parser" w:date="2026-05-18T08:57:46Z">
+      <w:del w:id="1000" w:author="IO BIO parser" w:date="2026-05-18T09:16:08Z">
         <w:r>
           <w:rPr>
             <w:rFonts w:ascii="Times New Roman" w:hAnsi="Times New Roman" w:cs="Times New Roman"/>
@@ -212,7 +212,7 @@
         </w:r>
       </w:del>
       <w:proofErr w:type="spellEnd"/>
-      <w:del w:id="1000" w:author="IO BIO parser" w:date="2026-05-18T08:57:46Z">
+      <w:del w:id="1000" w:author="IO BIO parser" w:date="2026-05-18T09:16:08Z">
         <w:r>
           <w:rPr>
             <w:rFonts w:ascii="Times New Roman" w:hAnsi="Times New Roman" w:cs="Times New Roman"/>
@@ -224,7 +224,7 @@
           <w:delText xml:space="preserve"> Pastizzi</w:delText>
         </w:r>
       </w:del>
-      <w:del w:id="1000" w:author="IO BIO parser" w:date="2026-05-18T08:57:46Z">
+      <w:del w:id="1000" w:author="IO BIO parser" w:date="2026-05-18T09:16:08Z">
         <w:r>
           <w:rPr>
             <w:rFonts w:ascii="Times New Roman" w:hAnsi="Times New Roman" w:cs="Times New Roman"/>
@@ -236,7 +236,7 @@
           <w:delText xml:space="preserve">, </w:delText>
         </w:r>
       </w:del>
-      <w:del w:id="1000" w:author="IO BIO parser" w:date="2026-05-18T08:57:46Z">
+      <w:del w:id="1000" w:author="IO BIO parser" w:date="2026-05-18T09:16:08Z">
         <w:r>
           <w:rPr>
             <w:rFonts w:ascii="Times New Roman" w:hAnsi="Times New Roman" w:cs="Times New Roman"/>
@@ -248,7 +248,7 @@
           <w:delText xml:space="preserve">watchmaker</w:delText>
         </w:r>
       </w:del>
-      <w:del w:id="1000" w:author="IO BIO parser" w:date="2026-05-18T08:57:46Z">
+      <w:del w:id="1000" w:author="IO BIO parser" w:date="2026-05-18T09:16:08Z">
         <w:r>
           <w:rPr>
             <w:rFonts w:ascii="Times New Roman" w:hAnsi="Times New Roman" w:cs="Times New Roman"/>
@@ -260,7 +260,7 @@
           <w:delText xml:space="preserve">, and </w:delText>
         </w:r>
       </w:del>
-      <w:del w:id="1000" w:author="IO BIO parser" w:date="2026-05-18T08:57:46Z">
+      <w:del w:id="1000" w:author="IO BIO parser" w:date="2026-05-18T09:16:08Z">
         <w:r>
           <w:rPr>
             <w:rFonts w:ascii="Times New Roman" w:hAnsi="Times New Roman" w:cs="Times New Roman"/>
@@ -273,7 +273,7 @@
         </w:r>
       </w:del>
       <w:proofErr w:type="spellStart"/>
-      <w:del w:id="1000" w:author="IO BIO parser" w:date="2026-05-18T08:57:46Z">
+      <w:del w:id="1000" w:author="IO BIO parser" w:date="2026-05-18T09:16:08Z">
         <w:r>
           <w:rPr>
             <w:rFonts w:ascii="Times New Roman" w:hAnsi="Times New Roman" w:cs="Times New Roman"/>
@@ -286,7 +286,7 @@
         </w:r>
       </w:del>
       <w:proofErr w:type="spellEnd"/>
-      <w:del w:id="1000" w:author="IO BIO parser" w:date="2026-05-18T08:57:46Z">
+      <w:del w:id="1000" w:author="IO BIO parser" w:date="2026-05-18T09:16:08Z">
         <w:r>
           <w:rPr>
             <w:rFonts w:ascii="Times New Roman" w:hAnsi="Times New Roman" w:cs="Times New Roman"/>
@@ -298,7 +298,7 @@
           <w:delText xml:space="preserve">, administrator</w:delText>
         </w:r>
       </w:del>
-      <w:del w:id="1000" w:author="IO BIO parser" w:date="2026-05-18T08:57:46Z">
+      <w:del w:id="1000" w:author="IO BIO parser" w:date="2026-05-18T09:16:08Z">
         <w:r>
           <w:rPr>
             <w:rFonts w:ascii="Times New Roman" w:hAnsi="Times New Roman" w:cs="Times New Roman"/>
@@ -310,7 +310,7 @@
           <w:delText xml:space="preserve"> </w:delText>
         </w:r>
       </w:del>
-      <w:del w:id="1000" w:author="IO BIO parser" w:date="2026-05-18T08:57:46Z">
+      <w:del w:id="1000" w:author="IO BIO parser" w:date="2026-05-18T09:16:08Z">
         <w:r>
           <w:rPr>
             <w:rFonts w:ascii="Times New Roman" w:hAnsi="Times New Roman" w:cs="Times New Roman"/>
@@ -322,7 +322,7 @@
           <w:delText xml:space="preserve">at</w:delText>
         </w:r>
       </w:del>
-      <w:del w:id="1000" w:author="IO BIO parser" w:date="2026-05-18T08:57:46Z">
+      <w:del w:id="1000" w:author="IO BIO parser" w:date="2026-05-18T09:16:08Z">
         <w:r>
           <w:rPr>
             <w:rFonts w:ascii="Times New Roman" w:hAnsi="Times New Roman" w:cs="Times New Roman"/>
@@ -334,7 +334,7 @@
           <w:delText xml:space="preserve"> a food production factory</w:delText>
         </w:r>
       </w:del>
-      <w:del w:id="1000" w:author="IO BIO parser" w:date="2026-05-18T08:57:46Z">
+      <w:del w:id="1000" w:author="IO BIO parser" w:date="2026-05-18T09:16:08Z">
         <w:r>
           <w:rPr>
             <w:rFonts w:ascii="Times New Roman" w:hAnsi="Times New Roman" w:cs="Times New Roman"/>
@@ -346,7 +346,7 @@
           <w:delText xml:space="preserve">.</w:delText>
         </w:r>
       </w:del>
-      <w:del w:id="1000" w:author="IO BIO parser" w:date="2026-05-18T08:57:46Z">
+      <w:del w:id="1000" w:author="IO BIO parser" w:date="2026-05-18T09:16:08Z">
         <w:r>
           <w:rPr>
             <w:rFonts w:ascii="Times New Roman" w:hAnsi="Times New Roman" w:cs="Times New Roman"/>
@@ -358,7 +358,7 @@
           <w:delText xml:space="preserve"> </w:delText>
         </w:r>
       </w:del>
-      <w:del w:id="1000" w:author="IO BIO parser" w:date="2026-05-18T08:57:46Z">
+      <w:del w:id="1000" w:author="IO BIO parser" w:date="2026-05-18T09:16:08Z">
         <w:r>
           <w:rPr>
             <w:rFonts w:ascii="Times New Roman" w:hAnsi="Times New Roman" w:cs="Times New Roman"/>
@@ -370,7 +370,7 @@
           <w:delText xml:space="preserve">On </w:delText>
         </w:r>
       </w:del>
-      <w:del w:id="1000" w:author="IO BIO parser" w:date="2026-05-18T08:57:46Z">
+      <w:del w:id="1000" w:author="IO BIO parser" w:date="2026-05-18T09:16:08Z">
         <w:r>
           <w:rPr>
             <w:rFonts w:ascii="Times New Roman" w:hAnsi="Times New Roman" w:cs="Times New Roman"/>
@@ -382,7 +382,7 @@
           <w:delText xml:space="preserve">20 November 1960 </w:delText>
         </w:r>
       </w:del>
-      <w:del w:id="1000" w:author="IO BIO parser" w:date="2026-05-18T08:57:46Z">
+      <w:del w:id="1000" w:author="IO BIO parser" w:date="2026-05-18T09:16:08Z">
         <w:r>
           <w:rPr>
             <w:rFonts w:ascii="Times New Roman" w:hAnsi="Times New Roman" w:cs="Times New Roman"/>
@@ -394,7 +394,7 @@
           <w:delText xml:space="preserve">she</w:delText>
         </w:r>
       </w:del>
-      <w:del w:id="1000" w:author="IO BIO parser" w:date="2026-05-18T08:57:46Z">
+      <w:del w:id="1000" w:author="IO BIO parser" w:date="2026-05-18T09:16:08Z">
         <w:r>
           <w:rPr>
             <w:rFonts w:ascii="Times New Roman" w:hAnsi="Times New Roman" w:cs="Times New Roman"/>
@@ -406,7 +406,7 @@
           <w:delText xml:space="preserve"> m</w:delText>
         </w:r>
       </w:del>
-      <w:del w:id="1000" w:author="IO BIO parser" w:date="2026-05-18T08:57:46Z">
+      <w:del w:id="1000" w:author="IO BIO parser" w:date="2026-05-18T09:16:08Z">
         <w:r>
           <w:rPr>
             <w:rFonts w:ascii="Times New Roman" w:hAnsi="Times New Roman" w:cs="Times New Roman"/>
@@ -418,7 +418,7 @@
           <w:delText xml:space="preserve">arried </w:delText>
         </w:r>
       </w:del>
-      <w:del w:id="1000" w:author="IO BIO parser" w:date="2026-05-18T08:57:46Z">
+      <w:del w:id="1000" w:author="IO BIO parser" w:date="2026-05-18T09:16:08Z">
         <w:r>
           <w:rPr>
             <w:rFonts w:ascii="Times New Roman" w:hAnsi="Times New Roman" w:cs="Times New Roman"/>
@@ -431,7 +431,7 @@
           <w:delText xml:space="preserve">Ante</w:delText>
         </w:r>
       </w:del>
-      <w:del w:id="1000" w:author="IO BIO parser" w:date="2026-05-18T08:57:46Z">
+      <w:del w:id="1000" w:author="IO BIO parser" w:date="2026-05-18T09:16:08Z">
         <w:r>
           <w:rPr>
             <w:rFonts w:ascii="Times New Roman" w:hAnsi="Times New Roman" w:cs="Times New Roman"/>
@@ -442,7 +442,7 @@
           <w:delText xml:space="preserve"> </w:delText>
         </w:r>
       </w:del>
-      <w:del w:id="1000" w:author="IO BIO parser" w:date="2026-05-18T08:57:46Z">
+      <w:del w:id="1000" w:author="IO BIO parser" w:date="2026-05-18T09:16:08Z">
         <w:r>
           <w:rPr>
             <w:rFonts w:ascii="Times New Roman" w:hAnsi="Times New Roman" w:cs="Times New Roman"/>
@@ -455,7 +455,7 @@
           <w:delText xml:space="preserve">Ferenčić</w:delText>
         </w:r>
       </w:del>
-      <w:del w:id="1000" w:author="IO BIO parser" w:date="2026-05-18T08:57:46Z">
+      <w:del w:id="1000" w:author="IO BIO parser" w:date="2026-05-18T09:16:08Z">
         <w:r>
           <w:rPr>
             <w:rFonts w:ascii="Times New Roman" w:hAnsi="Times New Roman" w:cs="Times New Roman"/>
@@ -467,7 +467,7 @@
           <w:delText xml:space="preserve">, geology engineer, </w:delText>
         </w:r>
       </w:del>
-      <w:del w:id="1000" w:author="IO BIO parser" w:date="2026-05-18T08:57:46Z">
+      <w:del w:id="1000" w:author="IO BIO parser" w:date="2026-05-18T09:16:08Z">
         <w:r>
           <w:rPr>
             <w:rFonts w:ascii="Times New Roman" w:hAnsi="Times New Roman" w:cs="Times New Roman"/>
@@ -479,7 +479,7 @@
           <w:delText xml:space="preserve">with whom she had </w:delText>
         </w:r>
       </w:del>
-      <w:del w:id="1000" w:author="IO BIO parser" w:date="2026-05-18T08:57:46Z">
+      <w:del w:id="1000" w:author="IO BIO parser" w:date="2026-05-18T09:16:08Z">
         <w:r>
           <w:rPr>
             <w:rFonts w:ascii="Times New Roman" w:hAnsi="Times New Roman" w:cs="Times New Roman"/>
@@ -491,7 +491,7 @@
           <w:delText xml:space="preserve">two</w:delText>
         </w:r>
       </w:del>
-      <w:del w:id="1000" w:author="IO BIO parser" w:date="2026-05-18T08:57:46Z">
+      <w:del w:id="1000" w:author="IO BIO parser" w:date="2026-05-18T09:16:08Z">
         <w:r>
           <w:rPr>
             <w:rFonts w:ascii="Times New Roman" w:hAnsi="Times New Roman" w:cs="Times New Roman"/>
@@ -503,7 +503,7 @@
           <w:delText xml:space="preserve"> </w:delText>
         </w:r>
       </w:del>
-      <w:del w:id="1000" w:author="IO BIO parser" w:date="2026-05-18T08:57:46Z">
+      <w:del w:id="1000" w:author="IO BIO parser" w:date="2026-05-18T09:16:08Z">
         <w:r>
           <w:rPr>
             <w:rFonts w:ascii="Times New Roman" w:hAnsi="Times New Roman" w:cs="Times New Roman"/>
@@ -515,7 +515,7 @@
           <w:delText xml:space="preserve">daughter</w:delText>
         </w:r>
       </w:del>
-      <w:del w:id="1000" w:author="IO BIO parser" w:date="2026-05-18T08:57:46Z">
+      <w:del w:id="1000" w:author="IO BIO parser" w:date="2026-05-18T09:16:08Z">
         <w:r>
           <w:rPr>
             <w:rFonts w:ascii="Times New Roman" w:hAnsi="Times New Roman" w:cs="Times New Roman"/>
@@ -527,7 +527,7 @@
           <w:delText xml:space="preserve">s</w:delText>
         </w:r>
       </w:del>
-      <w:del w:id="1000" w:author="IO BIO parser" w:date="2026-05-18T08:57:46Z">
+      <w:del w:id="1000" w:author="IO BIO parser" w:date="2026-05-18T09:16:08Z">
         <w:r>
           <w:rPr>
             <w:rFonts w:ascii="Times New Roman" w:hAnsi="Times New Roman" w:cs="Times New Roman"/>
@@ -539,7 +539,7 @@
           <w:delText xml:space="preserve">.</w:delText>
         </w:r>
       </w:del>
-      <w:ins w:id="1001" w:author="IO BIO parser" w:date="2026-05-18T08:57:46Z">
+      <w:ins w:id="1001" w:author="IO BIO parser" w:date="2026-05-18T09:16:08Z">
         <w:r>
           <w:t xml:space="preserve">PASTIZZI, Dunja (known as Pastizzi-Ferenčić), Croatian economist and first Director of the United Nations International Research and Training Institute for the Advancement of Women (INSTRAW) 1981-1990, was born 13 October 1936 in Zagreb, Yugoslavia and passed away 23 December 2003 in Zagreb, Croatia. She was the daughter of Gjuro Pastizzi, watchmaker, and Marija Vodnica, administrator at a food production factory. On 20 November 1960 she married Ante Ferenčić, geology engineer, with whom she had two daughters.</w:t>
         </w:r>
